--- a/t31_s4.docx
+++ b/t31_s4.docx
@@ -3,2348 +3,998 @@
 <w:document xmlns:wpc="http://schemas.microsoft.com/office/word/2010/wordprocessingCanvas" xmlns:mo="http://schemas.microsoft.com/office/mac/office/2008/main" xmlns:mc="http://schemas.openxmlformats.org/markup-compatibility/2006" xmlns:mv="urn:schemas-microsoft-com:mac:vml" xmlns:o="urn:schemas-microsoft-com:office:office" xmlns:r="http://schemas.openxmlformats.org/officeDocument/2006/relationships" xmlns:m="http://schemas.openxmlformats.org/officeDocument/2006/math" xmlns:v="urn:schemas-microsoft-com:vml" xmlns:wp14="http://schemas.microsoft.com/office/word/2010/wordprocessingDrawing" xmlns:wp="http://schemas.openxmlformats.org/drawingml/2006/wordprocessingDrawing" xmlns:w10="urn:schemas-microsoft-com:office:word" xmlns:w="http://schemas.openxmlformats.org/wordprocessingml/2006/main" xmlns:w14="http://schemas.microsoft.com/office/word/2010/wordml" xmlns:wpg="http://schemas.microsoft.com/office/word/2010/wordprocessingGroup" xmlns:wpi="http://schemas.microsoft.com/office/word/2010/wordprocessingInk" xmlns:wne="http://schemas.microsoft.com/office/word/2006/wordml" xmlns:wps="http://schemas.microsoft.com/office/word/2010/wordprocessingShape" mc:Ignorable="w14 wp14">
   <w:body>
     <w:p>
-      <w:pPr>
-        <w:spacing w:after="40" w:before="120"/>
-      </w:pPr>
       <w:r>
-        <w:rPr>
-          <w:b w:val="0"/>
-          <w:i w:val="0"/>
-          <w:sz w:val="22"/>
-        </w:rPr>
-        <w:t>Question: A client with a suspected renal calculus is asked to strain all urine. What is the purpose of this action?</w:t>
+        <w:t xml:space="preserve">Question: A client at 39 weeks gestation is in active labor. The nurse notes variable decelerations on the fetal monitor. The priority nursing action is:</w:t>
       </w:r>
     </w:p>
     <w:p>
-      <w:pPr>
-        <w:spacing w:after="0" w:before="0"/>
-      </w:pPr>
       <w:r>
-        <w:rPr>
-          <w:b w:val="0"/>
-          <w:i w:val="0"/>
-          <w:sz w:val="22"/>
-        </w:rPr>
-        <w:t>(a) To catch any stone fragments for laboratory analysis</w:t>
+        <w:t xml:space="preserve">(a) Reposition the client to relieve cord compression</w:t>
       </w:r>
     </w:p>
     <w:p>
-      <w:pPr>
-        <w:spacing w:after="0" w:before="0"/>
-      </w:pPr>
       <w:r>
-        <w:rPr>
-          <w:b w:val="0"/>
-          <w:i w:val="0"/>
-          <w:sz w:val="22"/>
-        </w:rPr>
-        <w:t>(b) To measure the exact urine output</w:t>
+        <w:t xml:space="preserve">(b) Increase the oxytocin rate</w:t>
       </w:r>
     </w:p>
     <w:p>
-      <w:pPr>
-        <w:spacing w:after="0" w:before="0"/>
-      </w:pPr>
       <w:r>
-        <w:rPr>
-          <w:b w:val="0"/>
-          <w:i w:val="0"/>
-          <w:sz w:val="22"/>
-        </w:rPr>
-        <w:t>(c) To prevent urinary tract infection</w:t>
+        <w:t xml:space="preserve">(c) Prepare for an immediate cesarean</w:t>
       </w:r>
     </w:p>
     <w:p>
-      <w:pPr>
-        <w:spacing w:after="0" w:before="0"/>
-      </w:pPr>
       <w:r>
-        <w:rPr>
-          <w:b w:val="0"/>
-          <w:i w:val="0"/>
-          <w:sz w:val="22"/>
-        </w:rPr>
-        <w:t>(d) To check for blood in the urine only</w:t>
+        <w:t xml:space="preserve">(d) Continue monitoring without intervention</w:t>
       </w:r>
     </w:p>
     <w:p>
-      <w:pPr>
-        <w:spacing w:after="0" w:before="40"/>
-      </w:pPr>
       <w:r>
-        <w:rPr>
-          <w:b/>
-          <w:i w:val="0"/>
-          <w:sz w:val="22"/>
-        </w:rPr>
-        <w:t>Answer: a</w:t>
+        <w:t xml:space="preserve">Answer: a</w:t>
       </w:r>
     </w:p>
     <w:p>
-      <w:pPr>
-        <w:spacing w:after="0" w:before="0"/>
-      </w:pPr>
       <w:r>
-        <w:rPr>
-          <w:b w:val="0"/>
-          <w:i w:val="0"/>
-          <w:sz w:val="21"/>
-        </w:rPr>
-        <w:t>Solution: Straining all urine after a renal calculus lets the nurse catch passed stones or fragments, which are sent for analysis to identify the stone type and guide prevention; the nurse also teaches the client to increase fluid intake and reports severe pain, fever, or inability to void.</w:t>
+        <w:t xml:space="preserve">Solution: Variable decelerations indicate umbilical cord compression. The nurse repositions the client (side to side, knee-chest), and if the pattern persists, notifies the physician. Oxytocin may be stopped.</w:t>
       </w:r>
     </w:p>
     <w:p>
-      <w:pPr>
-        <w:spacing w:after="0" w:before="0"/>
-      </w:pPr>
       <w:r>
-        <w:rPr>
-          <w:b w:val="0"/>
-          <w:i w:val="0"/>
-          <w:sz w:val="20"/>
-        </w:rPr>
-        <w:t>Positive Marks: 1</w:t>
+        <w:t xml:space="preserve">Positive Marks: 1</w:t>
       </w:r>
     </w:p>
     <w:p>
-      <w:pPr>
-        <w:spacing w:after="160" w:before="0"/>
-      </w:pPr>
       <w:r>
-        <w:rPr>
-          <w:b w:val="0"/>
-          <w:i w:val="0"/>
-          <w:sz w:val="20"/>
-        </w:rPr>
-        <w:t>Negative Marks: 0.25</w:t>
+        <w:t xml:space="preserve">Negative Marks: 0.25</w:t>
       </w:r>
     </w:p>
     <w:p>
-      <w:pPr>
-        <w:spacing w:after="40" w:before="120"/>
-      </w:pPr>
       <w:r>
-        <w:rPr>
-          <w:b w:val="0"/>
-          <w:i w:val="0"/>
-          <w:sz w:val="22"/>
-        </w:rPr>
-        <w:t>Question: A bystander finds a person with sudden weakness of one arm, facial drooping, and slurred speech. Which is the priority action?</w:t>
+        <w:t xml:space="preserve"/>
       </w:r>
     </w:p>
     <w:p>
-      <w:pPr>
-        <w:spacing w:after="0" w:before="0"/>
-      </w:pPr>
       <w:r>
-        <w:rPr>
-          <w:b w:val="0"/>
-          <w:i w:val="0"/>
-          <w:sz w:val="22"/>
-        </w:rPr>
-        <w:t>(a) Call emergency services immediately and note the time symptoms began</w:t>
+        <w:t xml:space="preserve">Question: A postpartum client is Rh-negative and her newborn is Rh-positive. The nurse should administer Rh immune globulin (RhoGAM):</w:t>
       </w:r>
     </w:p>
     <w:p>
-      <w:pPr>
-        <w:spacing w:after="0" w:before="0"/>
-      </w:pPr>
       <w:r>
-        <w:rPr>
-          <w:b w:val="0"/>
-          <w:i w:val="0"/>
-          <w:sz w:val="22"/>
-        </w:rPr>
-        <w:t>(b) Give the person food and water</w:t>
+        <w:t xml:space="preserve">(a) Within 72 hours after delivery</w:t>
       </w:r>
     </w:p>
     <w:p>
-      <w:pPr>
-        <w:spacing w:after="0" w:before="0"/>
-      </w:pPr>
       <w:r>
-        <w:rPr>
-          <w:b w:val="0"/>
-          <w:i w:val="0"/>
-          <w:sz w:val="22"/>
-        </w:rPr>
-        <w:t>(c) Have the person lie flat and sleep</w:t>
+        <w:t xml:space="preserve">(b) Only at the 6-week checkup</w:t>
       </w:r>
     </w:p>
     <w:p>
-      <w:pPr>
-        <w:spacing w:after="0" w:before="0"/>
-      </w:pPr>
       <w:r>
-        <w:rPr>
-          <w:b w:val="0"/>
-          <w:i w:val="0"/>
-          <w:sz w:val="22"/>
-        </w:rPr>
-        <w:t>(d) Wait to see if the symptoms improve on their own</w:t>
+        <w:t xml:space="preserve">(c) Before delivery</w:t>
       </w:r>
     </w:p>
     <w:p>
-      <w:pPr>
-        <w:spacing w:after="0" w:before="40"/>
-      </w:pPr>
       <w:r>
-        <w:rPr>
-          <w:b/>
-          <w:i w:val="0"/>
-          <w:sz w:val="22"/>
-        </w:rPr>
-        <w:t>Answer: a</w:t>
+        <w:t xml:space="preserve">(d) Only if the mother is Rh-positive</w:t>
       </w:r>
     </w:p>
     <w:p>
-      <w:pPr>
-        <w:spacing w:after="0" w:before="0"/>
-      </w:pPr>
       <w:r>
-        <w:rPr>
-          <w:b w:val="0"/>
-          <w:i w:val="0"/>
-          <w:sz w:val="21"/>
-        </w:rPr>
-        <w:t>Solution: Sudden unilateral weakness, facial droop, and speech difficulty suggest stroke, and emergency services are called immediately because time-based treatment such as thrombolysis is most effective within a narrow window; the onset time is recorded, and the person is kept NPO.</w:t>
+        <w:t xml:space="preserve">Answer: a</w:t>
       </w:r>
     </w:p>
     <w:p>
-      <w:pPr>
-        <w:spacing w:after="0" w:before="0"/>
-      </w:pPr>
       <w:r>
-        <w:rPr>
-          <w:b w:val="0"/>
-          <w:i w:val="0"/>
-          <w:sz w:val="20"/>
-        </w:rPr>
-        <w:t>Positive Marks: 1</w:t>
+        <w:t xml:space="preserve">Solution: RhoGAM is given to Rh-negative mothers within 72 hours of delivering an Rh-positive infant to prevent sensitization and hemolytic disease of the newborn in future pregnancies.</w:t>
       </w:r>
     </w:p>
     <w:p>
-      <w:pPr>
-        <w:spacing w:after="160" w:before="0"/>
-      </w:pPr>
       <w:r>
-        <w:rPr>
-          <w:b w:val="0"/>
-          <w:i w:val="0"/>
-          <w:sz w:val="20"/>
-        </w:rPr>
-        <w:t>Negative Marks: 0.25</w:t>
+        <w:t xml:space="preserve">Positive Marks: 1</w:t>
       </w:r>
     </w:p>
     <w:p>
-      <w:pPr>
-        <w:spacing w:after="40" w:before="120"/>
-      </w:pPr>
       <w:r>
-        <w:rPr>
-          <w:b w:val="0"/>
-          <w:i w:val="0"/>
-          <w:sz w:val="22"/>
-        </w:rPr>
-        <w:t>Question: A client has a chest tube connected to a water-seal drainage system. Which nursing action is correct?</w:t>
+        <w:t xml:space="preserve">Negative Marks: 0.25</w:t>
       </w:r>
     </w:p>
     <w:p>
-      <w:pPr>
-        <w:spacing w:after="0" w:before="0"/>
-      </w:pPr>
       <w:r>
-        <w:rPr>
-          <w:b w:val="0"/>
-          <w:i w:val="0"/>
-          <w:sz w:val="22"/>
-        </w:rPr>
-        <w:t>(a) Keep the drainage chamber below the level of the client's chest and never clamp the tube during transport</w:t>
+        <w:t xml:space="preserve"/>
       </w:r>
     </w:p>
     <w:p>
-      <w:pPr>
-        <w:spacing w:after="0" w:before="0"/>
-      </w:pPr>
       <w:r>
-        <w:rPr>
-          <w:b w:val="0"/>
-          <w:i w:val="0"/>
-          <w:sz w:val="22"/>
-        </w:rPr>
-        <w:t>(b) Clamp the tube whenever the client ambulates</w:t>
+        <w:t xml:space="preserve">Question: A newborn has a birth weight of 3.5 kg. The nurse notes that the baby lost 200 g by day 3. The nurse should:</w:t>
       </w:r>
     </w:p>
     <w:p>
-      <w:pPr>
-        <w:spacing w:after="0" w:before="0"/>
-      </w:pPr>
       <w:r>
-        <w:rPr>
-          <w:b w:val="0"/>
-          <w:i w:val="0"/>
-          <w:sz w:val="22"/>
-        </w:rPr>
-        <w:t>(c) Keep the drainage chamber above the chest level</w:t>
+        <w:t xml:space="preserve">(a) Document this as normal — newborns lose up to 10% of birth weight</w:t>
       </w:r>
     </w:p>
     <w:p>
-      <w:pPr>
-        <w:spacing w:after="0" w:before="0"/>
-      </w:pPr>
       <w:r>
-        <w:rPr>
-          <w:b w:val="0"/>
-          <w:i w:val="0"/>
-          <w:sz w:val="22"/>
-        </w:rPr>
-        <w:t>(d) Empty the chamber every hour regardless of output</w:t>
+        <w:t xml:space="preserve">(b) Notify the physician immediately</w:t>
       </w:r>
     </w:p>
     <w:p>
-      <w:pPr>
-        <w:spacing w:after="0" w:before="40"/>
-      </w:pPr>
       <w:r>
-        <w:rPr>
-          <w:b/>
-          <w:i w:val="0"/>
-          <w:sz w:val="22"/>
-        </w:rPr>
-        <w:t>Answer: a</w:t>
+        <w:t xml:space="preserve">(c) Begin formula supplementation</w:t>
       </w:r>
     </w:p>
     <w:p>
-      <w:pPr>
-        <w:spacing w:after="0" w:before="0"/>
-      </w:pPr>
       <w:r>
-        <w:rPr>
-          <w:b w:val="0"/>
-          <w:i w:val="0"/>
-          <w:sz w:val="21"/>
-        </w:rPr>
-        <w:t>Solution: A chest drainage system is kept below the chest so fluid drains by gravity and the water seal functions; the tube is not clamped routinely, especially during transport, and the nurse monitors for air leaks, bubbling, and fluctuations while documenting drainage.</w:t>
+        <w:t xml:space="preserve">(d) Restrict breastfeeding</w:t>
       </w:r>
     </w:p>
     <w:p>
-      <w:pPr>
-        <w:spacing w:after="0" w:before="0"/>
-      </w:pPr>
       <w:r>
-        <w:rPr>
-          <w:b w:val="0"/>
-          <w:i w:val="0"/>
-          <w:sz w:val="20"/>
-        </w:rPr>
-        <w:t>Positive Marks: 1</w:t>
+        <w:t xml:space="preserve">Answer: a</w:t>
       </w:r>
     </w:p>
     <w:p>
-      <w:pPr>
-        <w:spacing w:after="160" w:before="0"/>
-      </w:pPr>
       <w:r>
-        <w:rPr>
-          <w:b w:val="0"/>
-          <w:i w:val="0"/>
-          <w:sz w:val="20"/>
-        </w:rPr>
-        <w:t>Negative Marks: 0.25</w:t>
+        <w:t xml:space="preserve">Solution: Newborns normally lose 5–10% of birth weight in the first 3–5 days and regain it by 10–14 days. A 200 g loss is about 5.7%, which is within normal limits.</w:t>
       </w:r>
     </w:p>
     <w:p>
-      <w:pPr>
-        <w:spacing w:after="40" w:before="120"/>
-      </w:pPr>
       <w:r>
-        <w:rPr>
-          <w:b w:val="0"/>
-          <w:i w:val="0"/>
-          <w:sz w:val="22"/>
-        </w:rPr>
-        <w:t>Question: A client with a new arm cast reports itching under the cast. Which instruction is correct?</w:t>
+        <w:t xml:space="preserve">Positive Marks: 1</w:t>
       </w:r>
     </w:p>
     <w:p>
-      <w:pPr>
-        <w:spacing w:after="0" w:before="0"/>
-      </w:pPr>
       <w:r>
-        <w:rPr>
-          <w:b w:val="0"/>
-          <w:i w:val="0"/>
-          <w:sz w:val="22"/>
-        </w:rPr>
-        <w:t>(a) Do not insert objects under the cast; report persistent itching, burning, or pain that is unrelieved</w:t>
+        <w:t xml:space="preserve">Negative Marks: 0.25</w:t>
       </w:r>
     </w:p>
     <w:p>
-      <w:pPr>
-        <w:spacing w:after="0" w:before="0"/>
-      </w:pPr>
       <w:r>
-        <w:rPr>
-          <w:b w:val="0"/>
-          <w:i w:val="0"/>
-          <w:sz w:val="22"/>
-        </w:rPr>
-        <w:t>(b) Use a knitting needle to scratch the itchy area</w:t>
+        <w:t xml:space="preserve"/>
       </w:r>
     </w:p>
     <w:p>
-      <w:pPr>
-        <w:spacing w:after="0" w:before="0"/>
-      </w:pPr>
       <w:r>
-        <w:rPr>
-          <w:b w:val="0"/>
-          <w:i w:val="0"/>
-          <w:sz w:val="22"/>
-        </w:rPr>
-        <w:t>(c) Apply lotion directly under the cast</w:t>
+        <w:t xml:space="preserve">Question: The nurse is caring for a client in labor who is receiving magnesium sulfate for preeclampsia. Which finding requires immediate action?</w:t>
       </w:r>
     </w:p>
     <w:p>
-      <w:pPr>
-        <w:spacing w:after="0" w:before="0"/>
-      </w:pPr>
       <w:r>
-        <w:rPr>
-          <w:b w:val="0"/>
-          <w:i w:val="0"/>
-          <w:sz w:val="22"/>
-        </w:rPr>
-        <w:t>(d) Remove the cast at home to relieve the itching</w:t>
+        <w:t xml:space="preserve">(a) Respiratory rate of 10 breaths per minute</w:t>
       </w:r>
     </w:p>
     <w:p>
-      <w:pPr>
-        <w:spacing w:after="0" w:before="40"/>
-      </w:pPr>
       <w:r>
-        <w:rPr>
-          <w:b/>
-          <w:i w:val="0"/>
-          <w:sz w:val="22"/>
-        </w:rPr>
-        <w:t>Answer: a</w:t>
+        <w:t xml:space="preserve">(b) Urine output of 40 mL/hour</w:t>
       </w:r>
     </w:p>
     <w:p>
-      <w:pPr>
-        <w:spacing w:after="0" w:before="0"/>
-      </w:pPr>
       <w:r>
-        <w:rPr>
-          <w:b w:val="0"/>
-          <w:i w:val="0"/>
-          <w:sz w:val="21"/>
-        </w:rPr>
-        <w:t>Solution: The client must not insert objects under a cast because they can break the skin and cause infection; itching can be managed with cool air from a hair dryer, and unrelieved pain, burning, or drainage is reported because it may indicate pressure or infection.</w:t>
+        <w:t xml:space="preserve">(c) Deep tendon reflexes of 2+</w:t>
       </w:r>
     </w:p>
     <w:p>
-      <w:pPr>
-        <w:spacing w:after="0" w:before="0"/>
-      </w:pPr>
       <w:r>
-        <w:rPr>
-          <w:b w:val="0"/>
-          <w:i w:val="0"/>
-          <w:sz w:val="20"/>
-        </w:rPr>
-        <w:t>Positive Marks: 1</w:t>
+        <w:t xml:space="preserve">(d) Blood pressure of 140/90 mm Hg</w:t>
       </w:r>
     </w:p>
     <w:p>
-      <w:pPr>
-        <w:spacing w:after="160" w:before="0"/>
-      </w:pPr>
       <w:r>
-        <w:rPr>
-          <w:b w:val="0"/>
-          <w:i w:val="0"/>
-          <w:sz w:val="20"/>
-        </w:rPr>
-        <w:t>Negative Marks: 0.25</w:t>
+        <w:t xml:space="preserve">Answer: a</w:t>
       </w:r>
     </w:p>
     <w:p>
-      <w:pPr>
-        <w:spacing w:after="40" w:before="120"/>
-      </w:pPr>
       <w:r>
-        <w:rPr>
-          <w:b w:val="0"/>
-          <w:i w:val="0"/>
-          <w:sz w:val="22"/>
-        </w:rPr>
-        <w:t>Question: Which is the normal oral body temperature range for an adult?</w:t>
+        <w:t xml:space="preserve">Solution: A respiratory rate of 10 indicates magnesium toxicity with respiratory depression — an emergency. The nurse stops the infusion, administers calcium gluconate as ordered, and notifies the physician.</w:t>
       </w:r>
     </w:p>
     <w:p>
-      <w:pPr>
-        <w:spacing w:after="0" w:before="0"/>
-      </w:pPr>
       <w:r>
-        <w:rPr>
-          <w:b w:val="0"/>
-          <w:i w:val="0"/>
-          <w:sz w:val="22"/>
-        </w:rPr>
-        <w:t>(a) 36.5°C to 37.5°C (97.7°F to 99.5°F)</w:t>
+        <w:t xml:space="preserve">Positive Marks: 1</w:t>
       </w:r>
     </w:p>
     <w:p>
-      <w:pPr>
-        <w:spacing w:after="0" w:before="0"/>
-      </w:pPr>
       <w:r>
-        <w:rPr>
-          <w:b w:val="0"/>
-          <w:i w:val="0"/>
-          <w:sz w:val="22"/>
-        </w:rPr>
-        <w:t>(b) 34°C to 35°C</w:t>
+        <w:t xml:space="preserve">Negative Marks: 0.25</w:t>
       </w:r>
     </w:p>
     <w:p>
-      <w:pPr>
-        <w:spacing w:after="0" w:before="0"/>
-      </w:pPr>
       <w:r>
-        <w:rPr>
-          <w:b w:val="0"/>
-          <w:i w:val="0"/>
-          <w:sz w:val="22"/>
-        </w:rPr>
-        <w:t>(c) 38°C to 39°C</w:t>
+        <w:t xml:space="preserve"/>
       </w:r>
     </w:p>
     <w:p>
-      <w:pPr>
-        <w:spacing w:after="0" w:before="0"/>
-      </w:pPr>
       <w:r>
-        <w:rPr>
-          <w:b w:val="0"/>
-          <w:i w:val="0"/>
-          <w:sz w:val="22"/>
-        </w:rPr>
-        <w:t>(d) 40°C to 41°C</w:t>
+        <w:t xml:space="preserve">Question: A mother is feeding her 4-month-old infant who has been diagnosed with colic. Which intervention may help reduce symptoms?</w:t>
       </w:r>
     </w:p>
     <w:p>
-      <w:pPr>
-        <w:spacing w:after="0" w:before="40"/>
-      </w:pPr>
       <w:r>
-        <w:rPr>
-          <w:b/>
-          <w:i w:val="0"/>
-          <w:sz w:val="22"/>
-        </w:rPr>
-        <w:t>Answer: a</w:t>
+        <w:t xml:space="preserve">(a) Burp the infant frequently during feeding and hold upright after feeding</w:t>
       </w:r>
     </w:p>
     <w:p>
-      <w:pPr>
-        <w:spacing w:after="0" w:before="0"/>
-      </w:pPr>
       <w:r>
-        <w:rPr>
-          <w:b w:val="0"/>
-          <w:i w:val="0"/>
-          <w:sz w:val="21"/>
-        </w:rPr>
-        <w:t>Solution: Normal oral temperature is about 36.5°C to 37.5°C (97.7°F to 99.5°F); rectal temperatures are about 0.5°C higher, axillary temperatures are lower, and values above 38°C indicate fever.</w:t>
+        <w:t xml:space="preserve">(b) Feed the infant lying flat</w:t>
       </w:r>
     </w:p>
     <w:p>
-      <w:pPr>
-        <w:spacing w:after="0" w:before="0"/>
-      </w:pPr>
       <w:r>
-        <w:rPr>
-          <w:b w:val="0"/>
-          <w:i w:val="0"/>
-          <w:sz w:val="20"/>
-        </w:rPr>
-        <w:t>Positive Marks: 1</w:t>
+        <w:t xml:space="preserve">(c) Give the infant cow's milk formula with honey</w:t>
       </w:r>
     </w:p>
     <w:p>
-      <w:pPr>
-        <w:spacing w:after="160" w:before="0"/>
-      </w:pPr>
       <w:r>
-        <w:rPr>
-          <w:b w:val="0"/>
-          <w:i w:val="0"/>
-          <w:sz w:val="20"/>
-        </w:rPr>
-        <w:t>Negative Marks: 0.25</w:t>
+        <w:t xml:space="preserve">(d) Shake the bottle vigorously to create foam</w:t>
       </w:r>
     </w:p>
     <w:p>
-      <w:pPr>
-        <w:spacing w:after="40" w:before="120"/>
-      </w:pPr>
       <w:r>
-        <w:rPr>
-          <w:b w:val="0"/>
-          <w:i w:val="0"/>
-          <w:sz w:val="22"/>
-        </w:rPr>
-        <w:t>Question: Which nursing action best prevents falls in an older hospitalized client?</w:t>
+        <w:t xml:space="preserve">Answer: a</w:t>
       </w:r>
     </w:p>
     <w:p>
-      <w:pPr>
-        <w:spacing w:after="0" w:before="0"/>
-      </w:pPr>
       <w:r>
-        <w:rPr>
-          <w:b w:val="0"/>
-          <w:i w:val="0"/>
-          <w:sz w:val="22"/>
-        </w:rPr>
-        <w:t>(a) Keep the call bell within reach, the bed low and locked, and the side rails up as indicated</w:t>
+        <w:t xml:space="preserve">Solution: Colic is eased by frequent burping, upright positioning after feeds, and avoiding overfeeding. Honey is dangerous for infants under 1 year (botulism), and cow's milk formula may worsen symptoms.</w:t>
       </w:r>
     </w:p>
     <w:p>
-      <w:pPr>
-        <w:spacing w:after="0" w:before="0"/>
-      </w:pPr>
       <w:r>
-        <w:rPr>
-          <w:b w:val="0"/>
-          <w:i w:val="0"/>
-          <w:sz w:val="22"/>
-        </w:rPr>
-        <w:t>(b) Place all personal items out of reach so the client must call for help</w:t>
+        <w:t xml:space="preserve">Positive Marks: 1</w:t>
       </w:r>
     </w:p>
     <w:p>
-      <w:pPr>
-        <w:spacing w:after="0" w:before="0"/>
-      </w:pPr>
       <w:r>
-        <w:rPr>
-          <w:b w:val="0"/>
-          <w:i w:val="0"/>
-          <w:sz w:val="22"/>
-        </w:rPr>
-        <w:t>(c) Keep the room dimly lit at night to promote sleep</w:t>
+        <w:t xml:space="preserve">Negative Marks: 0.25</w:t>
       </w:r>
     </w:p>
     <w:p>
-      <w:pPr>
-        <w:spacing w:after="0" w:before="0"/>
-      </w:pPr>
       <w:r>
-        <w:rPr>
-          <w:b w:val="0"/>
-          <w:i w:val="0"/>
-          <w:sz w:val="22"/>
-        </w:rPr>
-        <w:t>(d) Encourage the client to walk alone to maintain independence</w:t>
+        <w:t xml:space="preserve"/>
       </w:r>
     </w:p>
     <w:p>
-      <w:pPr>
-        <w:spacing w:after="0" w:before="40"/>
-      </w:pPr>
       <w:r>
-        <w:rPr>
-          <w:b/>
-          <w:i w:val="0"/>
-          <w:sz w:val="22"/>
-        </w:rPr>
-        <w:t>Answer: a</w:t>
+        <w:t xml:space="preserve">Question: A child with a diagnosis of acute leukemia is at risk for:</w:t>
       </w:r>
     </w:p>
     <w:p>
-      <w:pPr>
-        <w:spacing w:after="0" w:before="0"/>
-      </w:pPr>
       <w:r>
-        <w:rPr>
-          <w:b w:val="0"/>
-          <w:i w:val="0"/>
-          <w:sz w:val="21"/>
-        </w:rPr>
-        <w:t>Solution: Fall prevention includes keeping the call bell within reach, the bed in the lowest position with wheels locked, side rails as needed, adequate lighting, and nonskid footwear; the nurse also orients the client to the room and reassesses fall risk regularly.</w:t>
+        <w:t xml:space="preserve">(a) Infection and bleeding</w:t>
       </w:r>
     </w:p>
     <w:p>
-      <w:pPr>
-        <w:spacing w:after="0" w:before="0"/>
-      </w:pPr>
       <w:r>
-        <w:rPr>
-          <w:b w:val="0"/>
-          <w:i w:val="0"/>
-          <w:sz w:val="20"/>
-        </w:rPr>
-        <w:t>Positive Marks: 1</w:t>
+        <w:t xml:space="preserve">(b) Hyperkalemia only</w:t>
       </w:r>
     </w:p>
     <w:p>
-      <w:pPr>
-        <w:spacing w:after="160" w:before="0"/>
-      </w:pPr>
       <w:r>
-        <w:rPr>
-          <w:b w:val="0"/>
-          <w:i w:val="0"/>
-          <w:sz w:val="20"/>
-        </w:rPr>
-        <w:t>Negative Marks: 0.25</w:t>
+        <w:t xml:space="preserve">(c) Increased clotting</w:t>
       </w:r>
     </w:p>
     <w:p>
-      <w:pPr>
-        <w:spacing w:after="40" w:before="120"/>
-      </w:pPr>
       <w:r>
-        <w:rPr>
-          <w:b w:val="0"/>
-          <w:i w:val="0"/>
-          <w:sz w:val="22"/>
-        </w:rPr>
-        <w:t>Question: A breastfed newborn develops jaundice on the second day of life. Which statement about this finding is correct?</w:t>
+        <w:t xml:space="preserve">(d) Constipation only</w:t>
       </w:r>
     </w:p>
     <w:p>
-      <w:pPr>
-        <w:spacing w:after="0" w:before="0"/>
-      </w:pPr>
       <w:r>
-        <w:rPr>
-          <w:b w:val="0"/>
-          <w:i w:val="0"/>
-          <w:sz w:val="22"/>
-        </w:rPr>
-        <w:t>(a) Physiologic jaundice typically appears after 24 hours of life and is monitored with serial bilirubin levels</w:t>
+        <w:t xml:space="preserve">Answer: a</w:t>
       </w:r>
     </w:p>
     <w:p>
-      <w:pPr>
-        <w:spacing w:after="0" w:before="0"/>
-      </w:pPr>
       <w:r>
-        <w:rPr>
-          <w:b w:val="0"/>
-          <w:i w:val="0"/>
-          <w:sz w:val="22"/>
-        </w:rPr>
-        <w:t>(b) Jaundice on day 2 is always pathologic and requires exchange transfusion</w:t>
+        <w:t xml:space="preserve">Solution: Leukemia suppresses normal bone marrow function, causing neutropenia (infection risk), thrombocytopenia (bleeding risk), and anemia. Protective isolation and bleeding precautions are used.</w:t>
       </w:r>
     </w:p>
     <w:p>
-      <w:pPr>
-        <w:spacing w:after="0" w:before="0"/>
-      </w:pPr>
       <w:r>
-        <w:rPr>
-          <w:b w:val="0"/>
-          <w:i w:val="0"/>
-          <w:sz w:val="22"/>
-        </w:rPr>
-        <w:t>(c) Breastfeeding must be stopped permanently</w:t>
+        <w:t xml:space="preserve">Positive Marks: 1</w:t>
       </w:r>
     </w:p>
     <w:p>
-      <w:pPr>
-        <w:spacing w:after="0" w:before="0"/>
-      </w:pPr>
       <w:r>
-        <w:rPr>
-          <w:b w:val="0"/>
-          <w:i w:val="0"/>
-          <w:sz w:val="22"/>
-        </w:rPr>
-        <w:t>(d) Jaundice in a newborn requires no monitoring</w:t>
+        <w:t xml:space="preserve">Negative Marks: 0.25</w:t>
       </w:r>
     </w:p>
     <w:p>
-      <w:pPr>
-        <w:spacing w:after="0" w:before="40"/>
-      </w:pPr>
       <w:r>
-        <w:rPr>
-          <w:b/>
-          <w:i w:val="0"/>
-          <w:sz w:val="22"/>
-        </w:rPr>
-        <w:t>Answer: a</w:t>
+        <w:t xml:space="preserve"/>
       </w:r>
     </w:p>
     <w:p>
-      <w:pPr>
-        <w:spacing w:after="0" w:before="0"/>
-      </w:pPr>
       <w:r>
-        <w:rPr>
-          <w:b w:val="0"/>
-          <w:i w:val="0"/>
-          <w:sz w:val="21"/>
-        </w:rPr>
-        <w:t>Solution: Physiologic jaundice appears after 24 hours (often days 2-4), peaks around day 3-5, and is due to immature liver function and red cell breakdown; it is monitored with serial bilirubin and managed with frequent feeding and phototherapy if levels rise. Pathologic jaundice appears within the first 24 hours or rises rapidly.</w:t>
+        <w:t xml:space="preserve">Question: The nurse is assessing a 3-year-old child who has ingested a household cleaner. The priority action is:</w:t>
       </w:r>
     </w:p>
     <w:p>
-      <w:pPr>
-        <w:spacing w:after="0" w:before="0"/>
-      </w:pPr>
       <w:r>
-        <w:rPr>
-          <w:b w:val="0"/>
-          <w:i w:val="0"/>
-          <w:sz w:val="20"/>
-        </w:rPr>
-        <w:t>Positive Marks: 1</w:t>
+        <w:t xml:space="preserve">(a) Call poison control and follow their instructions</w:t>
       </w:r>
     </w:p>
     <w:p>
-      <w:pPr>
-        <w:spacing w:after="160" w:before="0"/>
-      </w:pPr>
       <w:r>
-        <w:rPr>
-          <w:b w:val="0"/>
-          <w:i w:val="0"/>
-          <w:sz w:val="20"/>
-        </w:rPr>
-        <w:t>Negative Marks: 0.25</w:t>
+        <w:t xml:space="preserve">(b) Induce vomiting immediately</w:t>
       </w:r>
     </w:p>
     <w:p>
-      <w:pPr>
-        <w:spacing w:after="40" w:before="120"/>
-      </w:pPr>
       <w:r>
-        <w:rPr>
-          <w:b w:val="0"/>
-          <w:i w:val="0"/>
-          <w:sz w:val="22"/>
-        </w:rPr>
-        <w:t>Question: A client at 34 weeks gestation reports painless vaginal bleeding. Which instruction is correct?</w:t>
+        <w:t xml:space="preserve">(c) Give the child milk to dilute the poison</w:t>
       </w:r>
     </w:p>
     <w:p>
-      <w:pPr>
-        <w:spacing w:after="0" w:before="0"/>
-      </w:pPr>
       <w:r>
-        <w:rPr>
-          <w:b w:val="0"/>
-          <w:i w:val="0"/>
-          <w:sz w:val="22"/>
-        </w:rPr>
-        <w:t>(a) Seek immediate care, because painless third-trimester bleeding suggests placenta previa and requires evaluation</w:t>
+        <w:t xml:space="preserve">(d) Wait to see if symptoms develop</w:t>
       </w:r>
     </w:p>
     <w:p>
-      <w:pPr>
-        <w:spacing w:after="0" w:before="0"/>
-      </w:pPr>
       <w:r>
-        <w:rPr>
-          <w:b w:val="0"/>
-          <w:i w:val="0"/>
-          <w:sz w:val="22"/>
-        </w:rPr>
-        <w:t>(b) Wait until the next scheduled visit to mention the bleeding</w:t>
+        <w:t xml:space="preserve">Answer: a</w:t>
       </w:r>
     </w:p>
     <w:p>
-      <w:pPr>
-        <w:spacing w:after="0" w:before="0"/>
-      </w:pPr>
       <w:r>
-        <w:rPr>
-          <w:b w:val="0"/>
-          <w:i w:val="0"/>
-          <w:sz w:val="22"/>
-        </w:rPr>
-        <w:t>(c) Take a hot bath to relax and reduce the bleeding</w:t>
+        <w:t xml:space="preserve">Solution: Poison control is contacted immediately for specific instructions — inducing vomiting is dangerous for caustic substances. The parent should bring the container to the emergency department.</w:t>
       </w:r>
     </w:p>
     <w:p>
-      <w:pPr>
-        <w:spacing w:after="0" w:before="0"/>
-      </w:pPr>
       <w:r>
-        <w:rPr>
-          <w:b w:val="0"/>
-          <w:i w:val="0"/>
-          <w:sz w:val="22"/>
-        </w:rPr>
-        <w:t>(d) Increase physical activity to stop the spotting</w:t>
+        <w:t xml:space="preserve">Positive Marks: 1</w:t>
       </w:r>
     </w:p>
     <w:p>
-      <w:pPr>
-        <w:spacing w:after="0" w:before="40"/>
-      </w:pPr>
       <w:r>
-        <w:rPr>
-          <w:b/>
-          <w:i w:val="0"/>
-          <w:sz w:val="22"/>
-        </w:rPr>
-        <w:t>Answer: a</w:t>
+        <w:t xml:space="preserve">Negative Marks: 0.25</w:t>
       </w:r>
     </w:p>
     <w:p>
-      <w:pPr>
-        <w:spacing w:after="0" w:before="0"/>
-      </w:pPr>
       <w:r>
-        <w:rPr>
-          <w:b w:val="0"/>
-          <w:i w:val="0"/>
-          <w:sz w:val="21"/>
-        </w:rPr>
-        <w:t>Solution: Painless vaginal bleeding in the third trimester suggests placenta previa, in which the placenta covers the internal os, and requires immediate evaluation; the nurse instructs the client to avoid intercourse, vaginal examinations, and activity, because these can provoke severe hemorrhage.</w:t>
+        <w:t xml:space="preserve"/>
       </w:r>
     </w:p>
     <w:p>
-      <w:pPr>
-        <w:spacing w:after="0" w:before="0"/>
-      </w:pPr>
       <w:r>
-        <w:rPr>
-          <w:b w:val="0"/>
-          <w:i w:val="0"/>
-          <w:sz w:val="20"/>
-        </w:rPr>
-        <w:t>Positive Marks: 1</w:t>
+        <w:t xml:space="preserve">Question: A child is diagnosed with asthma. The nurse teaches the parents that the child should use a peak flow meter:</w:t>
       </w:r>
     </w:p>
     <w:p>
-      <w:pPr>
-        <w:spacing w:after="160" w:before="0"/>
-      </w:pPr>
       <w:r>
-        <w:rPr>
-          <w:b w:val="0"/>
-          <w:i w:val="0"/>
-          <w:sz w:val="20"/>
-        </w:rPr>
-        <w:t>Negative Marks: 0.25</w:t>
+        <w:t xml:space="preserve">(a) Daily to monitor asthma control</w:t>
       </w:r>
     </w:p>
     <w:p>
-      <w:pPr>
-        <w:spacing w:after="40" w:before="120"/>
-      </w:pPr>
       <w:r>
-        <w:rPr>
-          <w:b w:val="0"/>
-          <w:i w:val="0"/>
-          <w:sz w:val="22"/>
-        </w:rPr>
-        <w:t>Question: A client started an antipsychotic yesterday and now has sudden spasms of the neck, tongue protrusion, and upward deviation of the eyes. Which condition is most likely, and what is the priority?</w:t>
+        <w:t xml:space="preserve">(b) Only during an attack</w:t>
       </w:r>
     </w:p>
     <w:p>
-      <w:pPr>
-        <w:spacing w:after="0" w:before="0"/>
-      </w:pPr>
       <w:r>
-        <w:rPr>
-          <w:b w:val="0"/>
-          <w:i w:val="0"/>
-          <w:sz w:val="22"/>
-        </w:rPr>
-        <w:t>(a) Acute dystonia, which is an extrapyramidal reaction; the nurse notifies the provider and prepares an anticholinergic such as diphenhydramine</w:t>
+        <w:t xml:space="preserve">(c) Once a month</w:t>
       </w:r>
     </w:p>
     <w:p>
-      <w:pPr>
-        <w:spacing w:after="0" w:before="0"/>
-      </w:pPr>
       <w:r>
-        <w:rPr>
-          <w:b w:val="0"/>
-          <w:i w:val="0"/>
-          <w:sz w:val="22"/>
-        </w:rPr>
-        <w:t>(b) Tardive dyskinesia, which requires long-term observation</w:t>
+        <w:t xml:space="preserve">(d) Only at the doctor's office</w:t>
       </w:r>
     </w:p>
     <w:p>
-      <w:pPr>
-        <w:spacing w:after="0" w:before="0"/>
-      </w:pPr>
       <w:r>
-        <w:rPr>
-          <w:b w:val="0"/>
-          <w:i w:val="0"/>
-          <w:sz w:val="22"/>
-        </w:rPr>
-        <w:t>(c) Neuroleptic malignant syndrome, which requires cooling</w:t>
+        <w:t xml:space="preserve">Answer: a</w:t>
       </w:r>
     </w:p>
     <w:p>
-      <w:pPr>
-        <w:spacing w:after="0" w:before="0"/>
-      </w:pPr>
       <w:r>
-        <w:rPr>
-          <w:b w:val="0"/>
-          <w:i w:val="0"/>
-          <w:sz w:val="22"/>
-        </w:rPr>
-        <w:t>(d) Akathisia, which requires a sedative</w:t>
+        <w:t xml:space="preserve">Solution: Daily peak flow monitoring (at the same time each day) helps track asthma control and detect early worsening, guiding treatment. It is a key part of the asthma action plan.</w:t>
       </w:r>
     </w:p>
     <w:p>
-      <w:pPr>
-        <w:spacing w:after="0" w:before="40"/>
-      </w:pPr>
       <w:r>
-        <w:rPr>
-          <w:b/>
-          <w:i w:val="0"/>
-          <w:sz w:val="22"/>
-        </w:rPr>
-        <w:t>Answer: a</w:t>
+        <w:t xml:space="preserve">Positive Marks: 1</w:t>
       </w:r>
     </w:p>
     <w:p>
-      <w:pPr>
-        <w:spacing w:after="0" w:before="0"/>
-      </w:pPr>
       <w:r>
-        <w:rPr>
-          <w:b w:val="0"/>
-          <w:i w:val="0"/>
-          <w:sz w:val="21"/>
-        </w:rPr>
-        <w:t>Solution: Acute dystonia is an extrapyramidal reaction that can occur within hours to days of starting an antipsychotic, causing painful muscle spasms of the neck, eyes, and tongue; it is treated promptly with an anticholinergic such as diphenhydramine or benztropine, and the nurse monitors the airway.</w:t>
+        <w:t xml:space="preserve">Negative Marks: 0.25</w:t>
       </w:r>
     </w:p>
     <w:p>
-      <w:pPr>
-        <w:spacing w:after="0" w:before="0"/>
-      </w:pPr>
       <w:r>
-        <w:rPr>
-          <w:b w:val="0"/>
-          <w:i w:val="0"/>
-          <w:sz w:val="20"/>
-        </w:rPr>
-        <w:t>Positive Marks: 1</w:t>
+        <w:t xml:space="preserve"/>
       </w:r>
     </w:p>
     <w:p>
-      <w:pPr>
-        <w:spacing w:after="160" w:before="0"/>
-      </w:pPr>
       <w:r>
-        <w:rPr>
-          <w:b w:val="0"/>
-          <w:i w:val="0"/>
-          <w:sz w:val="20"/>
-        </w:rPr>
-        <w:t>Negative Marks: 0.25</w:t>
+        <w:t xml:space="preserve">Question: A client at 20 weeks gestation is diagnosed with placenta previa and is stable at home. The nurse should teach the client to:</w:t>
       </w:r>
     </w:p>
     <w:p>
-      <w:pPr>
-        <w:spacing w:after="40" w:before="120"/>
-      </w:pPr>
       <w:r>
-        <w:rPr>
-          <w:b w:val="0"/>
-          <w:i w:val="0"/>
-          <w:sz w:val="22"/>
-        </w:rPr>
-        <w:t>Question: A client is having a panic attack with palpitations, chest tightness, and a feeling of impending doom. Which nursing intervention is most appropriate?</w:t>
+        <w:t xml:space="preserve">(a) Report any vaginal bleeding and avoid intercourse and strenuous activity</w:t>
       </w:r>
     </w:p>
     <w:p>
-      <w:pPr>
-        <w:spacing w:after="0" w:before="0"/>
-      </w:pPr>
       <w:r>
-        <w:rPr>
-          <w:b w:val="0"/>
-          <w:i w:val="0"/>
-          <w:sz w:val="22"/>
-        </w:rPr>
-        <w:t>(a) Stay with the client, speak calmly, and encourage slow, deep breathing</w:t>
+        <w:t xml:space="preserve">(b) Continue strenuous exercise</w:t>
       </w:r>
     </w:p>
     <w:p>
-      <w:pPr>
-        <w:spacing w:after="0" w:before="0"/>
-      </w:pPr>
       <w:r>
-        <w:rPr>
-          <w:b w:val="0"/>
-          <w:i w:val="0"/>
-          <w:sz w:val="22"/>
-        </w:rPr>
-        <w:t>(b) Tell the client to pull together and stop overreacting</w:t>
+        <w:t xml:space="preserve">(c) Ignore spotting as long as it is light</w:t>
       </w:r>
     </w:p>
     <w:p>
-      <w:pPr>
-        <w:spacing w:after="0" w:before="0"/>
-      </w:pPr>
       <w:r>
-        <w:rPr>
-          <w:b w:val="0"/>
-          <w:i w:val="0"/>
-          <w:sz w:val="22"/>
-        </w:rPr>
-        <w:t>(c) Leave the client alone to calm down</w:t>
+        <w:t xml:space="preserve">(d) Use tampons for any bleeding</w:t>
       </w:r>
     </w:p>
     <w:p>
-      <w:pPr>
-        <w:spacing w:after="0" w:before="0"/>
-      </w:pPr>
       <w:r>
-        <w:rPr>
-          <w:b w:val="0"/>
-          <w:i w:val="0"/>
-          <w:sz w:val="22"/>
-        </w:rPr>
-        <w:t>(d) Offer a large cup of coffee to help the client focus</w:t>
+        <w:t xml:space="preserve">Answer: a</w:t>
       </w:r>
     </w:p>
     <w:p>
-      <w:pPr>
-        <w:spacing w:after="0" w:before="40"/>
-      </w:pPr>
       <w:r>
-        <w:rPr>
-          <w:b/>
-          <w:i w:val="0"/>
-          <w:sz w:val="22"/>
-        </w:rPr>
-        <w:t>Answer: a</w:t>
+        <w:t xml:space="preserve">Solution: Clients with placenta previa are taught to report any bleeding, avoid intercourse, douching, and strenuous activity, and seek care immediately if bleeding occurs. Tampons are never used.</w:t>
       </w:r>
     </w:p>
     <w:p>
-      <w:pPr>
-        <w:spacing w:after="0" w:before="0"/>
-      </w:pPr>
       <w:r>
-        <w:rPr>
-          <w:b w:val="0"/>
-          <w:i w:val="0"/>
-          <w:sz w:val="21"/>
-        </w:rPr>
-        <w:t>Solution: During a panic attack, the nurse stays with the client, uses a calm, reassuring voice, and coaches slow breathing to reduce hyperventilation; the nurse remains nonjudgmental, avoids leaving the client alone, and provides a quiet, low-stimulation environment.</w:t>
+        <w:t xml:space="preserve">Positive Marks: 1</w:t>
       </w:r>
     </w:p>
     <w:p>
-      <w:pPr>
-        <w:spacing w:after="0" w:before="0"/>
-      </w:pPr>
       <w:r>
-        <w:rPr>
-          <w:b w:val="0"/>
-          <w:i w:val="0"/>
-          <w:sz w:val="20"/>
-        </w:rPr>
-        <w:t>Positive Marks: 1</w:t>
+        <w:t xml:space="preserve">Negative Marks: 0.25</w:t>
       </w:r>
     </w:p>
     <w:p>
-      <w:pPr>
-        <w:spacing w:after="160" w:before="0"/>
-      </w:pPr>
       <w:r>
-        <w:rPr>
-          <w:b w:val="0"/>
-          <w:i w:val="0"/>
-          <w:sz w:val="20"/>
-        </w:rPr>
-        <w:t>Negative Marks: 0.25</w:t>
+        <w:t xml:space="preserve"/>
       </w:r>
     </w:p>
     <w:p>
-      <w:pPr>
-        <w:spacing w:after="40" w:before="120"/>
-      </w:pPr>
       <w:r>
-        <w:rPr>
-          <w:b w:val="0"/>
-          <w:i w:val="0"/>
-          <w:sz w:val="22"/>
-        </w:rPr>
-        <w:t>Question: A 4-month-old infant with bronchiolitis has nasal congestion and difficulty feeding. Which nursing intervention is most helpful?</w:t>
+        <w:t xml:space="preserve">Question: A newborn is diagnosed with respiratory distress syndrome. The nurse understands that this condition is most common in:</w:t>
       </w:r>
     </w:p>
     <w:p>
-      <w:pPr>
-        <w:spacing w:after="0" w:before="0"/>
-      </w:pPr>
       <w:r>
-        <w:rPr>
-          <w:b w:val="0"/>
-          <w:i w:val="0"/>
-          <w:sz w:val="22"/>
-        </w:rPr>
-        <w:t>(a) Suction the nares before feeding and position the infant upright</w:t>
+        <w:t xml:space="preserve">(a) Premature infants due to surfactant deficiency</w:t>
       </w:r>
     </w:p>
     <w:p>
-      <w:pPr>
-        <w:spacing w:after="0" w:before="0"/>
-      </w:pPr>
       <w:r>
-        <w:rPr>
-          <w:b w:val="0"/>
-          <w:i w:val="0"/>
-          <w:sz w:val="22"/>
-        </w:rPr>
-        <w:t>(b) Feed the infant in a fully flat position</w:t>
+        <w:t xml:space="preserve">(b) Term infants of diabetic mothers only</w:t>
       </w:r>
     </w:p>
     <w:p>
-      <w:pPr>
-        <w:spacing w:after="0" w:before="0"/>
-      </w:pPr>
       <w:r>
-        <w:rPr>
-          <w:b w:val="0"/>
-          <w:i w:val="0"/>
-          <w:sz w:val="22"/>
-        </w:rPr>
-        <w:t>(c) Encourage the infant to cry to clear the secretions</w:t>
+        <w:t xml:space="preserve">(c) Post-term infants</w:t>
       </w:r>
     </w:p>
     <w:p>
-      <w:pPr>
-        <w:spacing w:after="0" w:before="0"/>
-      </w:pPr>
       <w:r>
-        <w:rPr>
-          <w:b w:val="0"/>
-          <w:i w:val="0"/>
-          <w:sz w:val="22"/>
-        </w:rPr>
-        <w:t>(d) Give the infant a decongestant without a prescription</w:t>
+        <w:t xml:space="preserve">(d) Infants with normal lung maturity</w:t>
       </w:r>
     </w:p>
     <w:p>
-      <w:pPr>
-        <w:spacing w:after="0" w:before="40"/>
-      </w:pPr>
       <w:r>
-        <w:rPr>
-          <w:b/>
-          <w:i w:val="0"/>
-          <w:sz w:val="22"/>
-        </w:rPr>
-        <w:t>Answer: a</w:t>
+        <w:t xml:space="preserve">Answer: a</w:t>
       </w:r>
     </w:p>
     <w:p>
-      <w:pPr>
-        <w:spacing w:after="0" w:before="0"/>
-      </w:pPr>
       <w:r>
-        <w:rPr>
-          <w:b w:val="0"/>
-          <w:i w:val="0"/>
-          <w:sz w:val="21"/>
-        </w:rPr>
-        <w:t>Solution: In bronchiolitis, clearing the nares with suction and positioning the infant upright before feeding improves breathing and feeding; the nurse monitors respiratory rate, retractions, and oxygen saturation and ensures hydration, because infants are obligate nose breathers.</w:t>
+        <w:t xml:space="preserve">Solution: Respiratory distress syndrome is caused by surfactant deficiency, most common in preterm infants. Surfactant replacement and respiratory support are the treatments.</w:t>
       </w:r>
     </w:p>
     <w:p>
-      <w:pPr>
-        <w:spacing w:after="0" w:before="0"/>
-      </w:pPr>
       <w:r>
-        <w:rPr>
-          <w:b w:val="0"/>
-          <w:i w:val="0"/>
-          <w:sz w:val="20"/>
-        </w:rPr>
-        <w:t>Positive Marks: 1</w:t>
+        <w:t xml:space="preserve">Positive Marks: 1</w:t>
       </w:r>
     </w:p>
     <w:p>
-      <w:pPr>
-        <w:spacing w:after="160" w:before="0"/>
-      </w:pPr>
       <w:r>
-        <w:rPr>
-          <w:b w:val="0"/>
-          <w:i w:val="0"/>
-          <w:sz w:val="20"/>
-        </w:rPr>
-        <w:t>Negative Marks: 0.25</w:t>
+        <w:t xml:space="preserve">Negative Marks: 0.25</w:t>
       </w:r>
     </w:p>
     <w:p>
-      <w:pPr>
-        <w:spacing w:after="40" w:before="120"/>
-      </w:pPr>
       <w:r>
-        <w:rPr>
-          <w:b w:val="0"/>
-          <w:i w:val="0"/>
-          <w:sz w:val="22"/>
-        </w:rPr>
-        <w:t>Question: Which infant with fever requires immediate medical evaluation?</w:t>
+        <w:t xml:space="preserve">Question: A client with bipolar disorder in a manic episode has not slept for 3 days and is spending money recklessly. The priority nursing intervention is:</w:t>
       </w:r>
     </w:p>
     <w:p>
-      <w:pPr>
-        <w:spacing w:after="0" w:before="0"/>
-      </w:pPr>
       <w:r>
-        <w:rPr>
-          <w:b w:val="0"/>
-          <w:i w:val="0"/>
-          <w:sz w:val="22"/>
-        </w:rPr>
-        <w:t>(a) A 2-month-old infant with a temperature of 38.2°C</w:t>
+        <w:t xml:space="preserve">(a) Ensure the client's safety and provide a structured, low-stimulation environment</w:t>
       </w:r>
     </w:p>
     <w:p>
-      <w:pPr>
-        <w:spacing w:after="0" w:before="0"/>
-      </w:pPr>
       <w:r>
-        <w:rPr>
-          <w:b w:val="0"/>
-          <w:i w:val="0"/>
-          <w:sz w:val="22"/>
-        </w:rPr>
-        <w:t>(b) A 12-month-old infant with a temperature of 38.5°C who is playful and feeding well</w:t>
+        <w:t xml:space="preserve">(b) Give the client free access to the hospital store</w:t>
       </w:r>
     </w:p>
     <w:p>
-      <w:pPr>
-        <w:spacing w:after="0" w:before="0"/>
-      </w:pPr>
       <w:r>
-        <w:rPr>
-          <w:b w:val="0"/>
-          <w:i w:val="0"/>
-          <w:sz w:val="22"/>
-        </w:rPr>
-        <w:t>(c) A 3-year-old child with a temperature of 39°C and a mild cough</w:t>
+        <w:t xml:space="preserve">(c) Encourage the client to plan a large shopping trip</w:t>
       </w:r>
     </w:p>
     <w:p>
-      <w:pPr>
-        <w:spacing w:after="0" w:before="0"/>
-      </w:pPr>
       <w:r>
-        <w:rPr>
-          <w:b w:val="0"/>
-          <w:i w:val="0"/>
-          <w:sz w:val="22"/>
-        </w:rPr>
-        <w:t>(d) A 5-year-old child with a temperature of 38°C who is eating normally</w:t>
+        <w:t xml:space="preserve">(d) Allow the client to stay up all night</w:t>
       </w:r>
     </w:p>
     <w:p>
-      <w:pPr>
-        <w:spacing w:after="0" w:before="40"/>
-      </w:pPr>
       <w:r>
-        <w:rPr>
-          <w:b/>
-          <w:i w:val="0"/>
-          <w:sz w:val="22"/>
-        </w:rPr>
-        <w:t>Answer: a</w:t>
+        <w:t xml:space="preserve">Answer: a</w:t>
       </w:r>
     </w:p>
     <w:p>
-      <w:pPr>
-        <w:spacing w:after="0" w:before="0"/>
-      </w:pPr>
       <w:r>
-        <w:rPr>
-          <w:b w:val="0"/>
-          <w:i w:val="0"/>
-          <w:sz w:val="21"/>
-        </w:rPr>
-        <w:t>Solution: Fever in an infant under 3 months of age is considered serious because of the risk of serious bacterial infection, so any fever in this age group requires prompt medical evaluation; older infants and children with good oral intake and playfulness can be managed with monitoring and antipyretics.</w:t>
+        <w:t xml:space="preserve">Solution: Safety and structure are priorities in mania. The nurse provides a calm, low-stimulus environment, monitors for poor judgment and risky behavior, and administers mood stabilizers as ordered.</w:t>
       </w:r>
     </w:p>
     <w:p>
-      <w:pPr>
-        <w:spacing w:after="0" w:before="0"/>
-      </w:pPr>
       <w:r>
-        <w:rPr>
-          <w:b w:val="0"/>
-          <w:i w:val="0"/>
-          <w:sz w:val="20"/>
-        </w:rPr>
-        <w:t>Positive Marks: 1</w:t>
+        <w:t xml:space="preserve">Positive Marks: 1</w:t>
       </w:r>
     </w:p>
     <w:p>
-      <w:pPr>
-        <w:spacing w:after="160" w:before="0"/>
-      </w:pPr>
       <w:r>
-        <w:rPr>
-          <w:b w:val="0"/>
-          <w:i w:val="0"/>
-          <w:sz w:val="20"/>
-        </w:rPr>
-        <w:t>Negative Marks: 0.25</w:t>
+        <w:t xml:space="preserve">Negative Marks: 0.25</w:t>
       </w:r>
     </w:p>
     <w:p>
-      <w:pPr>
-        <w:spacing w:after="40" w:before="120"/>
-      </w:pPr>
       <w:r>
-        <w:rPr>
-          <w:b w:val="0"/>
-          <w:i w:val="0"/>
-          <w:sz w:val="22"/>
-        </w:rPr>
-        <w:t>Question: According to the five moments for hand hygiene, when should a health worker clean the hands?</w:t>
+        <w:t xml:space="preserve"/>
       </w:r>
     </w:p>
     <w:p>
-      <w:pPr>
-        <w:spacing w:after="0" w:before="0"/>
-      </w:pPr>
       <w:r>
-        <w:rPr>
-          <w:b w:val="0"/>
-          <w:i w:val="0"/>
-          <w:sz w:val="22"/>
-        </w:rPr>
-        <w:t>(a) Before touching a client, before clean or aseptic procedures, after body fluid exposure, after touching a client, and after touching the client's surroundings</w:t>
+        <w:t xml:space="preserve">Question: A client with a diagnosis of panic disorder is learning relaxation techniques. The nurse teaches the client that deep breathing should be practiced:</w:t>
       </w:r>
     </w:p>
     <w:p>
-      <w:pPr>
-        <w:spacing w:after="0" w:before="0"/>
-      </w:pPr>
       <w:r>
-        <w:rPr>
-          <w:b w:val="0"/>
-          <w:i w:val="0"/>
-          <w:sz w:val="22"/>
-        </w:rPr>
-        <w:t>(b) Only before surgery</w:t>
+        <w:t xml:space="preserve">(a) Daily, even when not anxious, to build the skill</w:t>
       </w:r>
     </w:p>
     <w:p>
-      <w:pPr>
-        <w:spacing w:after="0" w:before="0"/>
-      </w:pPr>
       <w:r>
-        <w:rPr>
-          <w:b w:val="0"/>
-          <w:i w:val="0"/>
-          <w:sz w:val="22"/>
-        </w:rPr>
-        <w:t>(c) Only after using the toilet</w:t>
+        <w:t xml:space="preserve">(b) Only during panic attacks</w:t>
       </w:r>
     </w:p>
     <w:p>
-      <w:pPr>
-        <w:spacing w:after="0" w:before="0"/>
-      </w:pPr>
       <w:r>
-        <w:rPr>
-          <w:b w:val="0"/>
-          <w:i w:val="0"/>
-          <w:sz w:val="22"/>
-        </w:rPr>
-        <w:t>(d) Only when the hands are visibly dirty</w:t>
+        <w:t xml:space="preserve">(c) Once a week</w:t>
       </w:r>
     </w:p>
     <w:p>
-      <w:pPr>
-        <w:spacing w:after="0" w:before="40"/>
-      </w:pPr>
       <w:r>
-        <w:rPr>
-          <w:b/>
-          <w:i w:val="0"/>
-          <w:sz w:val="22"/>
-        </w:rPr>
-        <w:t>Answer: a</w:t>
+        <w:t xml:space="preserve">(d) Only with a therapist present</w:t>
       </w:r>
     </w:p>
     <w:p>
-      <w:pPr>
-        <w:spacing w:after="0" w:before="0"/>
-      </w:pPr>
       <w:r>
-        <w:rPr>
-          <w:b w:val="0"/>
-          <w:i w:val="0"/>
-          <w:sz w:val="21"/>
-        </w:rPr>
-        <w:t>Solution: The five moments for hand hygiene are: before touching a client, before clean or aseptic procedures, after body fluid exposure risk, after touching a client, and after touching the client's surroundings; hand hygiene prevents health care-associated infections.</w:t>
+        <w:t xml:space="preserve">Answer: a</w:t>
       </w:r>
     </w:p>
     <w:p>
-      <w:pPr>
-        <w:spacing w:after="0" w:before="0"/>
-      </w:pPr>
       <w:r>
-        <w:rPr>
-          <w:b w:val="0"/>
-          <w:i w:val="0"/>
-          <w:sz w:val="20"/>
-        </w:rPr>
-        <w:t>Positive Marks: 1</w:t>
+        <w:t xml:space="preserve">Solution: Relaxation techniques are practiced regularly so the client can use them effectively during panic. Daily practice builds skill and reduces baseline anxiety.</w:t>
       </w:r>
     </w:p>
     <w:p>
-      <w:pPr>
-        <w:spacing w:after="160" w:before="0"/>
-      </w:pPr>
       <w:r>
-        <w:rPr>
-          <w:b w:val="0"/>
-          <w:i w:val="0"/>
-          <w:sz w:val="20"/>
-        </w:rPr>
-        <w:t>Negative Marks: 0.25</w:t>
+        <w:t xml:space="preserve">Positive Marks: 1</w:t>
       </w:r>
     </w:p>
     <w:p>
-      <w:pPr>
-        <w:spacing w:after="40" w:before="120"/>
-      </w:pPr>
       <w:r>
-        <w:rPr>
-          <w:b w:val="0"/>
-          <w:i w:val="0"/>
-          <w:sz w:val="22"/>
-        </w:rPr>
-        <w:t>Question: A mother asks how long she should exclusively breastfeed her infant. Which response is correct?</w:t>
+        <w:t xml:space="preserve">Negative Marks: 0.25</w:t>
       </w:r>
     </w:p>
     <w:p>
-      <w:pPr>
-        <w:spacing w:after="0" w:before="0"/>
-      </w:pPr>
       <w:r>
-        <w:rPr>
-          <w:b w:val="0"/>
-          <w:i w:val="0"/>
-          <w:sz w:val="22"/>
-        </w:rPr>
-        <w:t>(a) Exclusively breastfeed for the first six months, then add complementary foods while continuing breastfeeding up to two years or beyond</w:t>
+        <w:t xml:space="preserve"/>
       </w:r>
     </w:p>
     <w:p>
-      <w:pPr>
-        <w:spacing w:after="0" w:before="0"/>
-      </w:pPr>
       <w:r>
-        <w:rPr>
-          <w:b w:val="0"/>
-          <w:i w:val="0"/>
-          <w:sz w:val="22"/>
-        </w:rPr>
-        <w:t>(b) Breastfeed exclusively for one month, then add cow's milk</w:t>
+        <w:t xml:space="preserve">Question: A nurse is caring for a client who is experiencing alcohol withdrawal. Which nursing intervention is most important?</w:t>
       </w:r>
     </w:p>
     <w:p>
-      <w:pPr>
-        <w:spacing w:after="0" w:before="0"/>
-      </w:pPr>
       <w:r>
-        <w:rPr>
-          <w:b w:val="0"/>
-          <w:i w:val="0"/>
-          <w:sz w:val="22"/>
-        </w:rPr>
-        <w:t>(c) Stop breastfeeding after six months entirely</w:t>
+        <w:t xml:space="preserve">(a) Monitor vital signs and neurologic status frequently</w:t>
       </w:r>
     </w:p>
     <w:p>
-      <w:pPr>
-        <w:spacing w:after="0" w:before="0"/>
-      </w:pPr>
       <w:r>
-        <w:rPr>
-          <w:b w:val="0"/>
-          <w:i w:val="0"/>
-          <w:sz w:val="22"/>
-        </w:rPr>
-        <w:t>(d) Give water and honey from birth along with breast milk</w:t>
+        <w:t xml:space="preserve">(b) Provide unlimited alcohol</w:t>
       </w:r>
     </w:p>
     <w:p>
-      <w:pPr>
-        <w:spacing w:after="0" w:before="40"/>
-      </w:pPr>
       <w:r>
-        <w:rPr>
-          <w:b/>
-          <w:i w:val="0"/>
-          <w:sz w:val="22"/>
-        </w:rPr>
-        <w:t>Answer: a</w:t>
+        <w:t xml:space="preserve">(c) Encourage the client to drive home</w:t>
       </w:r>
     </w:p>
     <w:p>
-      <w:pPr>
-        <w:spacing w:after="0" w:before="0"/>
-      </w:pPr>
       <w:r>
-        <w:rPr>
-          <w:b w:val="0"/>
-          <w:i w:val="0"/>
-          <w:sz w:val="21"/>
-        </w:rPr>
-        <w:t>Solution: WHO and national guidelines recommend exclusive breastfeeding for the first six months (no water, other milk, or foods), with complementary foods introduced at six months and breastfeeding continued up to two years or beyond; early water or other milk increases infection risk.</w:t>
+        <w:t xml:space="preserve">(d) Leave the client alone in a dark room</w:t>
       </w:r>
     </w:p>
     <w:p>
-      <w:pPr>
-        <w:spacing w:after="0" w:before="0"/>
-      </w:pPr>
       <w:r>
-        <w:rPr>
-          <w:b w:val="0"/>
-          <w:i w:val="0"/>
-          <w:sz w:val="20"/>
-        </w:rPr>
-        <w:t>Positive Marks: 1</w:t>
+        <w:t xml:space="preserve">Answer: a</w:t>
       </w:r>
     </w:p>
     <w:p>
-      <w:pPr>
-        <w:spacing w:after="160" w:before="0"/>
-      </w:pPr>
       <w:r>
-        <w:rPr>
-          <w:b w:val="0"/>
-          <w:i w:val="0"/>
-          <w:sz w:val="20"/>
-        </w:rPr>
-        <w:t>Negative Marks: 0.25</w:t>
+        <w:t xml:space="preserve">Solution: Alcohol withdrawal can progress to seizures and delirium tremens. Frequent monitoring of vital signs and neurologic status, a calm environment, and medications (benzodiazepines) are essential.</w:t>
       </w:r>
     </w:p>
     <w:p>
-      <w:pPr>
-        <w:spacing w:after="40" w:before="120"/>
-      </w:pPr>
       <w:r>
-        <w:rPr>
-          <w:b w:val="0"/>
-          <w:i w:val="0"/>
-          <w:sz w:val="22"/>
-        </w:rPr>
-        <w:t>Question: Which vaccines are scheduled at 6 weeks of age under the national immunization schedule?</w:t>
+        <w:t xml:space="preserve">Positive Marks: 1</w:t>
       </w:r>
     </w:p>
     <w:p>
-      <w:pPr>
-        <w:spacing w:after="0" w:before="0"/>
-      </w:pPr>
       <w:r>
-        <w:rPr>
-          <w:b w:val="0"/>
-          <w:i w:val="0"/>
-          <w:sz w:val="22"/>
-        </w:rPr>
-        <w:t>(a) DPT, OPV, hepatitis B, and rotavirus vaccine</w:t>
+        <w:t xml:space="preserve">Negative Marks: 0.25</w:t>
       </w:r>
     </w:p>
     <w:p>
-      <w:pPr>
-        <w:spacing w:after="0" w:before="0"/>
-      </w:pPr>
       <w:r>
-        <w:rPr>
-          <w:b w:val="0"/>
-          <w:i w:val="0"/>
-          <w:sz w:val="22"/>
-        </w:rPr>
-        <w:t>(b) MMR and typhoid vaccine</w:t>
+        <w:t xml:space="preserve"/>
       </w:r>
     </w:p>
     <w:p>
-      <w:pPr>
-        <w:spacing w:after="0" w:before="0"/>
-      </w:pPr>
       <w:r>
-        <w:rPr>
-          <w:b w:val="0"/>
-          <w:i w:val="0"/>
-          <w:sz w:val="22"/>
-        </w:rPr>
-        <w:t>(c) BCG and hepatitis B birth dose</w:t>
+        <w:t xml:space="preserve">Question: A community health nurse is planning a malaria control program. Which measure is most effective for prevention?</w:t>
       </w:r>
     </w:p>
     <w:p>
-      <w:pPr>
-        <w:spacing w:after="0" w:before="0"/>
-      </w:pPr>
       <w:r>
-        <w:rPr>
-          <w:b w:val="0"/>
-          <w:i w:val="0"/>
-          <w:sz w:val="22"/>
-        </w:rPr>
-        <w:t>(d) Cholera and influenza vaccine</w:t>
+        <w:t xml:space="preserve">(a) Eliminating mosquito breeding sites and using insecticide-treated bed nets</w:t>
       </w:r>
     </w:p>
     <w:p>
-      <w:pPr>
-        <w:spacing w:after="0" w:before="40"/>
-      </w:pPr>
       <w:r>
-        <w:rPr>
-          <w:b/>
-          <w:i w:val="0"/>
-          <w:sz w:val="22"/>
-        </w:rPr>
-        <w:t>Answer: a</w:t>
+        <w:t xml:space="preserve">(b) Vaccinating the entire population</w:t>
       </w:r>
     </w:p>
     <w:p>
-      <w:pPr>
-        <w:spacing w:after="0" w:before="0"/>
-      </w:pPr>
       <w:r>
-        <w:rPr>
-          <w:b w:val="0"/>
-          <w:i w:val="0"/>
-          <w:sz w:val="21"/>
-        </w:rPr>
-        <w:t>Solution: At 6 weeks, the national schedule gives the first doses of DPT, OPV, hepatitis B, and rotavirus vaccine (with IPV and folic-acid-containing options per current guidelines); BCG and the birth dose of hepatitis B are given at birth, and MMR is given at 9-12 months.</w:t>
+        <w:t xml:space="preserve">(c) Treating drinking water with chlorine only</w:t>
       </w:r>
     </w:p>
     <w:p>
-      <w:pPr>
-        <w:spacing w:after="0" w:before="0"/>
-      </w:pPr>
       <w:r>
-        <w:rPr>
-          <w:b w:val="0"/>
-          <w:i w:val="0"/>
-          <w:sz w:val="20"/>
-        </w:rPr>
-        <w:t>Positive Marks: 1</w:t>
+        <w:t xml:space="preserve">(d) Isolating all fever cases</w:t>
       </w:r>
     </w:p>
     <w:p>
-      <w:pPr>
-        <w:spacing w:after="160" w:before="0"/>
-      </w:pPr>
       <w:r>
-        <w:rPr>
-          <w:b w:val="0"/>
-          <w:i w:val="0"/>
-          <w:sz w:val="20"/>
-        </w:rPr>
-        <w:t>Negative Marks: 0.25</w:t>
+        <w:t xml:space="preserve">Answer: a</w:t>
       </w:r>
     </w:p>
     <w:p>
-      <w:pPr>
-        <w:spacing w:after="40" w:before="120"/>
-      </w:pPr>
       <w:r>
-        <w:rPr>
-          <w:b w:val="0"/>
-          <w:i w:val="0"/>
-          <w:sz w:val="22"/>
-        </w:rPr>
-        <w:t>Question: Which measure is most effective for preventing malaria in an endemic area?</w:t>
+        <w:t xml:space="preserve">Solution: Malaria is transmitted by Anopheles mosquitoes. Source reduction (removing stagnant water), insecticide-treated bed nets, and indoor residual spraying are the most effective preventive measures. There is no malaria vaccine in routine use.</w:t>
       </w:r>
     </w:p>
     <w:p>
-      <w:pPr>
-        <w:spacing w:after="0" w:before="0"/>
-      </w:pPr>
       <w:r>
-        <w:rPr>
-          <w:b w:val="0"/>
-          <w:i w:val="0"/>
-          <w:sz w:val="22"/>
-        </w:rPr>
-        <w:t>(a) Sleeping under insecticide-treated bed nets and eliminating mosquito breeding sites</w:t>
+        <w:t xml:space="preserve">Positive Marks: 1</w:t>
       </w:r>
     </w:p>
     <w:p>
-      <w:pPr>
-        <w:spacing w:after="0" w:before="0"/>
-      </w:pPr>
       <w:r>
-        <w:rPr>
-          <w:b w:val="0"/>
-          <w:i w:val="0"/>
-          <w:sz w:val="22"/>
-        </w:rPr>
-        <w:t>(b) Vaccinating everyone with the measles vaccine</w:t>
+        <w:t xml:space="preserve">Negative Marks: 0.25</w:t>
       </w:r>
     </w:p>
     <w:p>
-      <w:pPr>
-        <w:spacing w:after="0" w:before="0"/>
-      </w:pPr>
       <w:r>
-        <w:rPr>
-          <w:b w:val="0"/>
-          <w:i w:val="0"/>
-          <w:sz w:val="22"/>
-        </w:rPr>
-        <w:t>(c) Taking antibiotics daily</w:t>
+        <w:t xml:space="preserve"/>
       </w:r>
     </w:p>
     <w:p>
-      <w:pPr>
-        <w:spacing w:after="0" w:before="0"/>
-      </w:pPr>
       <w:r>
-        <w:rPr>
-          <w:b w:val="0"/>
-          <w:i w:val="0"/>
-          <w:sz w:val="22"/>
-        </w:rPr>
-        <w:t>(d) Draining only indoor water sources once a year</w:t>
+        <w:t xml:space="preserve">Question: A nurse is calculating the crude birth rate for a community. The formula is:</w:t>
       </w:r>
     </w:p>
     <w:p>
-      <w:pPr>
-        <w:spacing w:after="0" w:before="40"/>
-      </w:pPr>
       <w:r>
-        <w:rPr>
-          <w:b/>
-          <w:i w:val="0"/>
-          <w:sz w:val="22"/>
-        </w:rPr>
-        <w:t>Answer: a</w:t>
+        <w:t xml:space="preserve">(a) Live births per 1000 population in a year</w:t>
       </w:r>
     </w:p>
     <w:p>
-      <w:pPr>
-        <w:spacing w:after="0" w:before="0"/>
-      </w:pPr>
       <w:r>
-        <w:rPr>
-          <w:b w:val="0"/>
-          <w:i w:val="0"/>
-          <w:sz w:val="21"/>
-        </w:rPr>
-        <w:t>Solution: Malaria prevention combines vector control: insecticide-treated bed nets, indoor residual spraying, elimination of breeding sites, and personal protection, along with prompt diagnosis and treatment of cases; antibiotics and the measles vaccine do not prevent malaria.</w:t>
+        <w:t xml:space="preserve">(b) Deaths per 1000 population in a year</w:t>
       </w:r>
     </w:p>
     <w:p>
-      <w:pPr>
-        <w:spacing w:after="0" w:before="0"/>
-      </w:pPr>
       <w:r>
-        <w:rPr>
-          <w:b w:val="0"/>
-          <w:i w:val="0"/>
-          <w:sz w:val="20"/>
-        </w:rPr>
-        <w:t>Positive Marks: 1</w:t>
+        <w:t xml:space="preserve">(c) Live births per 1000 women aged 15–49</w:t>
       </w:r>
     </w:p>
     <w:p>
-      <w:pPr>
-        <w:spacing w:after="160" w:before="0"/>
-      </w:pPr>
       <w:r>
-        <w:rPr>
-          <w:b w:val="0"/>
-          <w:i w:val="0"/>
-          <w:sz w:val="20"/>
-        </w:rPr>
-        <w:t>Negative Marks: 0.25</w:t>
+        <w:t xml:space="preserve">(d) Infant deaths per 1000 live births</w:t>
       </w:r>
     </w:p>
     <w:p>
-      <w:pPr>
-        <w:spacing w:after="40" w:before="120"/>
-      </w:pPr>
       <w:r>
-        <w:rPr>
-          <w:b w:val="0"/>
-          <w:i w:val="0"/>
-          <w:sz w:val="22"/>
-        </w:rPr>
-        <w:t>Question: Which are the four classic local signs of acute inflammation?</w:t>
+        <w:t xml:space="preserve">Answer: a</w:t>
       </w:r>
     </w:p>
     <w:p>
-      <w:pPr>
-        <w:spacing w:after="0" w:before="0"/>
-      </w:pPr>
       <w:r>
-        <w:rPr>
-          <w:b w:val="0"/>
-          <w:i w:val="0"/>
-          <w:sz w:val="22"/>
-        </w:rPr>
-        <w:t>(a) Redness, heat, swelling, and pain</w:t>
+        <w:t xml:space="preserve">Solution: Crude birth rate = number of live births per 1000 estimated mid-year population in a year. Option (c) is the general fertility rate, and (d) is the infant mortality rate.</w:t>
       </w:r>
     </w:p>
     <w:p>
-      <w:pPr>
-        <w:spacing w:after="0" w:before="0"/>
-      </w:pPr>
       <w:r>
-        <w:rPr>
-          <w:b w:val="0"/>
-          <w:i w:val="0"/>
-          <w:sz w:val="22"/>
-        </w:rPr>
-        <w:t>(b) Pallor, coldness, numbness, and tingling</w:t>
+        <w:t xml:space="preserve">Positive Marks: 1</w:t>
       </w:r>
     </w:p>
     <w:p>
-      <w:pPr>
-        <w:spacing w:after="0" w:before="0"/>
-      </w:pPr>
       <w:r>
-        <w:rPr>
-          <w:b w:val="0"/>
-          <w:i w:val="0"/>
-          <w:sz w:val="22"/>
-        </w:rPr>
-        <w:t>(c) Fever, chills, fatigue, and malaise</w:t>
+        <w:t xml:space="preserve">Negative Marks: 0.25</w:t>
       </w:r>
     </w:p>
     <w:p>
-      <w:pPr>
-        <w:spacing w:after="0" w:before="0"/>
-      </w:pPr>
       <w:r>
-        <w:rPr>
-          <w:b w:val="0"/>
-          <w:i w:val="0"/>
-          <w:sz w:val="22"/>
-        </w:rPr>
-        <w:t>(d) Cough, dyspnea, wheezing, and cyanosis</w:t>
+        <w:t xml:space="preserve"/>
       </w:r>
     </w:p>
     <w:p>
-      <w:pPr>
-        <w:spacing w:after="0" w:before="40"/>
-      </w:pPr>
       <w:r>
-        <w:rPr>
-          <w:b/>
-          <w:i w:val="0"/>
-          <w:sz w:val="22"/>
-        </w:rPr>
-        <w:t>Answer: a</w:t>
+        <w:t xml:space="preserve">Question: A client is prescribed 500 mg of a medication. The available concentration is 250 mg/5 mL. How many mL should the nurse administer?</w:t>
       </w:r>
     </w:p>
     <w:p>
-      <w:pPr>
-        <w:spacing w:after="0" w:before="0"/>
-      </w:pPr>
       <w:r>
-        <w:rPr>
-          <w:b w:val="0"/>
-          <w:i w:val="0"/>
-          <w:sz w:val="21"/>
-        </w:rPr>
-        <w:t>Solution: The classic local signs of acute inflammation are redness (rubor) and heat (calor) from vasodilation, swelling (tumor) from fluid exudation, and pain (dolor) from chemical mediators and pressure; a fifth sign, loss of function (functio laesa), is also described.</w:t>
+        <w:t xml:space="preserve">(a) 10 mL</w:t>
       </w:r>
     </w:p>
     <w:p>
-      <w:pPr>
-        <w:spacing w:after="0" w:before="0"/>
-      </w:pPr>
       <w:r>
-        <w:rPr>
-          <w:b w:val="0"/>
-          <w:i w:val="0"/>
-          <w:sz w:val="20"/>
-        </w:rPr>
-        <w:t>Positive Marks: 1</w:t>
+        <w:t xml:space="preserve">(b) 5 mL</w:t>
       </w:r>
     </w:p>
     <w:p>
-      <w:pPr>
-        <w:spacing w:after="160" w:before="0"/>
-      </w:pPr>
       <w:r>
-        <w:rPr>
-          <w:b w:val="0"/>
-          <w:i w:val="0"/>
-          <w:sz w:val="20"/>
-        </w:rPr>
-        <w:t>Negative Marks: 0.25</w:t>
+        <w:t xml:space="preserve">(c) 2.5 mL</w:t>
       </w:r>
     </w:p>
     <w:p>
-      <w:pPr>
-        <w:spacing w:after="40" w:before="120"/>
-      </w:pPr>
       <w:r>
-        <w:rPr>
-          <w:b w:val="0"/>
-          <w:i w:val="0"/>
-          <w:sz w:val="22"/>
-        </w:rPr>
-        <w:t>Question: A father has an autosomal dominant disorder, and the mother is unaffected. What is the chance that each child will inherit the disorder?</w:t>
+        <w:t xml:space="preserve">(d) 20 mL</w:t>
       </w:r>
     </w:p>
     <w:p>
-      <w:pPr>
-        <w:spacing w:after="0" w:before="0"/>
-      </w:pPr>
       <w:r>
-        <w:rPr>
-          <w:b w:val="0"/>
-          <w:i w:val="0"/>
-          <w:sz w:val="22"/>
-        </w:rPr>
-        <w:t>(a) 50% for each child</w:t>
+        <w:t xml:space="preserve">Answer: a</w:t>
       </w:r>
     </w:p>
     <w:p>
-      <w:pPr>
-        <w:spacing w:after="0" w:before="0"/>
-      </w:pPr>
       <w:r>
-        <w:rPr>
-          <w:b w:val="0"/>
-          <w:i w:val="0"/>
-          <w:sz w:val="22"/>
-        </w:rPr>
-        <w:t>(b) 100% for each child</w:t>
+        <w:t xml:space="preserve">Solution: 500 mg ÷ 250 mg = 2 doses; 2 × 5 mL = 10 mL.</w:t>
       </w:r>
     </w:p>
     <w:p>
-      <w:pPr>
-        <w:spacing w:after="0" w:before="0"/>
-      </w:pPr>
       <w:r>
-        <w:rPr>
-          <w:b w:val="0"/>
-          <w:i w:val="0"/>
-          <w:sz w:val="22"/>
-        </w:rPr>
-        <w:t>(c) 25% for each child</w:t>
+        <w:t xml:space="preserve">Positive Marks: 1</w:t>
       </w:r>
     </w:p>
     <w:p>
-      <w:pPr>
-        <w:spacing w:after="0" w:before="0"/>
-      </w:pPr>
       <w:r>
-        <w:rPr>
-          <w:b w:val="0"/>
-          <w:i w:val="0"/>
-          <w:sz w:val="22"/>
-        </w:rPr>
-        <w:t>(d) 0% for each child</w:t>
+        <w:t xml:space="preserve">Negative Marks: 0.25</w:t>
       </w:r>
     </w:p>
     <w:p>
-      <w:pPr>
-        <w:spacing w:after="0" w:before="40"/>
-      </w:pPr>
       <w:r>
-        <w:rPr>
-          <w:b/>
-          <w:i w:val="0"/>
-          <w:sz w:val="22"/>
-        </w:rPr>
-        <w:t>Answer: a</w:t>
+        <w:t xml:space="preserve"/>
       </w:r>
     </w:p>
     <w:p>
-      <w:pPr>
-        <w:spacing w:after="0" w:before="0"/>
-      </w:pPr>
       <w:r>
-        <w:rPr>
-          <w:b w:val="0"/>
-          <w:i w:val="0"/>
-          <w:sz w:val="21"/>
-        </w:rPr>
-        <w:t>Solution: In autosomal dominant inheritance, each child of an affected parent has a 50% chance of inheriting the mutated gene and expressing the disorder, regardless of sex; the disorder does not skip generations and affected individuals usually have an affected parent.</w:t>
+        <w:t xml:space="preserve">Question: An IV of 500 mL is ordered to infuse over 6 hours with a drop factor of 10 gtt/mL. The flow rate in gtt/min is:</w:t>
       </w:r>
     </w:p>
     <w:p>
-      <w:pPr>
-        <w:spacing w:after="0" w:before="0"/>
-      </w:pPr>
       <w:r>
-        <w:rPr>
-          <w:b w:val="0"/>
-          <w:i w:val="0"/>
-          <w:sz w:val="20"/>
-        </w:rPr>
-        <w:t>Positive Marks: 1</w:t>
+        <w:t xml:space="preserve">(a) 14 gtt/min</w:t>
       </w:r>
     </w:p>
     <w:p>
-      <w:pPr>
-        <w:spacing w:after="160" w:before="0"/>
-      </w:pPr>
       <w:r>
-        <w:rPr>
-          <w:b w:val="0"/>
-          <w:i w:val="0"/>
-          <w:sz w:val="20"/>
-        </w:rPr>
-        <w:t>Negative Marks: 0.25</w:t>
+        <w:t xml:space="preserve">(b) 20 gtt/min</w:t>
       </w:r>
     </w:p>
     <w:p>
-      <w:pPr>
-        <w:spacing w:after="40" w:before="120"/>
-      </w:pPr>
       <w:r>
-        <w:rPr>
-          <w:b w:val="0"/>
-          <w:i w:val="0"/>
-          <w:sz w:val="22"/>
-        </w:rPr>
-        <w:t>Question: Which type of family consists of parents and their unmarried children living together?</w:t>
+        <w:t xml:space="preserve">(c) 10 gtt/min</w:t>
       </w:r>
     </w:p>
     <w:p>
-      <w:pPr>
-        <w:spacing w:after="0" w:before="0"/>
-      </w:pPr>
       <w:r>
-        <w:rPr>
-          <w:b w:val="0"/>
-          <w:i w:val="0"/>
-          <w:sz w:val="22"/>
-        </w:rPr>
-        <w:t>(a) Nuclear family</w:t>
+        <w:t xml:space="preserve">(d) 28 gtt/min</w:t>
       </w:r>
     </w:p>
     <w:p>
-      <w:pPr>
-        <w:spacing w:after="0" w:before="0"/>
-      </w:pPr>
       <w:r>
-        <w:rPr>
-          <w:b w:val="0"/>
-          <w:i w:val="0"/>
-          <w:sz w:val="22"/>
-        </w:rPr>
-        <w:t>(b) Joint family</w:t>
+        <w:t xml:space="preserve">Answer: a</w:t>
       </w:r>
     </w:p>
     <w:p>
-      <w:pPr>
-        <w:spacing w:after="0" w:before="0"/>
-      </w:pPr>
       <w:r>
-        <w:rPr>
-          <w:b w:val="0"/>
-          <w:i w:val="0"/>
-          <w:sz w:val="22"/>
-        </w:rPr>
-        <w:t>(c) Extended family</w:t>
+        <w:t xml:space="preserve">Solution: 500 mL ÷ 360 min = 1.39 mL/min × 10 gtt/mL = 13.9 ≈ 14 gtt/min.</w:t>
       </w:r>
     </w:p>
     <w:p>
-      <w:pPr>
-        <w:spacing w:after="0" w:before="0"/>
-      </w:pPr>
       <w:r>
-        <w:rPr>
-          <w:b w:val="0"/>
-          <w:i w:val="0"/>
-          <w:sz w:val="22"/>
-        </w:rPr>
-        <w:t>(d) Blended family</w:t>
+        <w:t xml:space="preserve">Positive Marks: 1</w:t>
       </w:r>
     </w:p>
     <w:p>
-      <w:pPr>
-        <w:spacing w:after="0" w:before="40"/>
-      </w:pPr>
       <w:r>
-        <w:rPr>
-          <w:b/>
-          <w:i w:val="0"/>
-          <w:sz w:val="22"/>
-        </w:rPr>
-        <w:t>Answer: a</w:t>
+        <w:t xml:space="preserve">Negative Marks: 0.25</w:t>
       </w:r>
     </w:p>
     <w:p>
-      <w:pPr>
-        <w:spacing w:after="0" w:before="0"/>
-      </w:pPr>
       <w:r>
-        <w:rPr>
-          <w:b w:val="0"/>
-          <w:i w:val="0"/>
-          <w:sz w:val="21"/>
-        </w:rPr>
-        <w:t>Solution: A nuclear family is composed of parents and their unmarried children living together; a joint or extended family includes grandparents, uncles, aunts, and other relatives, and a blended family forms when parents with children from previous relationships remarry.</w:t>
+        <w:t xml:space="preserve"/>
       </w:r>
     </w:p>
     <w:p>
-      <w:pPr>
-        <w:spacing w:after="0" w:before="0"/>
-      </w:pPr>
       <w:r>
-        <w:rPr>
-          <w:b w:val="0"/>
-          <w:i w:val="0"/>
-          <w:sz w:val="20"/>
-        </w:rPr>
-        <w:t>Positive Marks: 1</w:t>
+        <w:t xml:space="preserve">Question: A client with diabetes is prescribed a 1800 kcal diet with 50% carbohydrate. The daily carbohydrate allowance in grams is:</w:t>
       </w:r>
     </w:p>
     <w:p>
-      <w:pPr>
-        <w:spacing w:after="160" w:before="0"/>
-      </w:pPr>
       <w:r>
-        <w:rPr>
-          <w:b w:val="0"/>
-          <w:i w:val="0"/>
-          <w:sz w:val="20"/>
-        </w:rPr>
-        <w:t>Negative Marks: 0.25</w:t>
+        <w:t xml:space="preserve">(a) 225 g</w:t>
       </w:r>
     </w:p>
     <w:p>
-      <w:pPr>
-        <w:spacing w:after="40" w:before="120"/>
-      </w:pPr>
       <w:r>
-        <w:rPr>
-          <w:b w:val="0"/>
-          <w:i w:val="0"/>
-          <w:sz w:val="22"/>
-        </w:rPr>
-        <w:t>Question: Which task can the registered nurse delegate to a nursing assistant (UAP)?</w:t>
+        <w:t xml:space="preserve">(b) 180 g</w:t>
       </w:r>
     </w:p>
     <w:p>
-      <w:pPr>
-        <w:spacing w:after="0" w:before="0"/>
-      </w:pPr>
       <w:r>
-        <w:rPr>
-          <w:b w:val="0"/>
-          <w:i w:val="0"/>
-          <w:sz w:val="22"/>
-        </w:rPr>
-        <w:t>(a) Assisting a stable client with bathing and ambulation</w:t>
+        <w:t xml:space="preserve">(c) 300 g</w:t>
       </w:r>
     </w:p>
     <w:p>
-      <w:pPr>
-        <w:spacing w:after="0" w:before="0"/>
-      </w:pPr>
       <w:r>
-        <w:rPr>
-          <w:b w:val="0"/>
-          <w:i w:val="0"/>
-          <w:sz w:val="22"/>
-        </w:rPr>
-        <w:t>(b) Assessing a newly admitted client</w:t>
+        <w:t xml:space="preserve">(d) 150 g</w:t>
       </w:r>
     </w:p>
     <w:p>
-      <w:pPr>
-        <w:spacing w:after="0" w:before="0"/>
-      </w:pPr>
       <w:r>
-        <w:rPr>
-          <w:b w:val="0"/>
-          <w:i w:val="0"/>
-          <w:sz w:val="22"/>
-        </w:rPr>
-        <w:t>(c) Teaching a client about insulin self-injection</w:t>
+        <w:t xml:space="preserve">Answer: a</w:t>
       </w:r>
     </w:p>
     <w:p>
-      <w:pPr>
-        <w:spacing w:after="0" w:before="0"/>
-      </w:pPr>
       <w:r>
-        <w:rPr>
-          <w:b w:val="0"/>
-          <w:i w:val="0"/>
-          <w:sz w:val="22"/>
-        </w:rPr>
-        <w:t>(d) Evaluating the effectiveness of pain medication</w:t>
+        <w:t xml:space="preserve">Solution: 50% of 1800 = 900 kcal from carbohydrate; 900 ÷ 4 kcal/g = 225 g.</w:t>
       </w:r>
     </w:p>
     <w:p>
-      <w:pPr>
-        <w:spacing w:after="0" w:before="40"/>
-      </w:pPr>
       <w:r>
-        <w:rPr>
-          <w:b/>
-          <w:i w:val="0"/>
-          <w:sz w:val="22"/>
-        </w:rPr>
-        <w:t>Answer: a</w:t>
+        <w:t xml:space="preserve">Positive Marks: 1</w:t>
       </w:r>
     </w:p>
     <w:p>
-      <w:pPr>
-        <w:spacing w:after="0" w:before="0"/>
-      </w:pPr>
       <w:r>
-        <w:rPr>
-          <w:b w:val="0"/>
-          <w:i w:val="0"/>
-          <w:sz w:val="21"/>
-        </w:rPr>
-        <w:t>Solution: The RN delegates routine, stable tasks such as bathing, feeding, and ambulating a stable client to a nursing assistant; assessment, teaching, and evaluation of care are professional responsibilities that require nursing judgment and cannot be delegated.</w:t>
+        <w:t xml:space="preserve">Negative Marks: 0.25</w:t>
       </w:r>
     </w:p>
     <w:p>
-      <w:pPr>
-        <w:spacing w:after="0" w:before="0"/>
-      </w:pPr>
       <w:r>
-        <w:rPr>
-          <w:b w:val="0"/>
-          <w:i w:val="0"/>
-          <w:sz w:val="20"/>
-        </w:rPr>
-        <w:t>Positive Marks: 1</w:t>
+        <w:t xml:space="preserve"/>
       </w:r>
     </w:p>
     <w:p>
-      <w:pPr>
-        <w:spacing w:after="160" w:before="0"/>
-      </w:pPr>
       <w:r>
-        <w:rPr>
-          <w:b w:val="0"/>
-          <w:i w:val="0"/>
-          <w:sz w:val="20"/>
-        </w:rPr>
-        <w:t>Negative Marks: 0.25</w:t>
+        <w:t xml:space="preserve">Question: The nurse is evaluating a research study for ethical soundness. Which element is essential before a study begins?</w:t>
+      </w:r>
+    </w:p>
+    <w:p>
+      <w:r>
+        <w:t xml:space="preserve">(a) Institutional review board (IRB) approval</w:t>
+      </w:r>
+    </w:p>
+    <w:p>
+      <w:r>
+        <w:t xml:space="preserve">(b) Publication of results</w:t>
+      </w:r>
+    </w:p>
+    <w:p>
+      <w:r>
+        <w:t xml:space="preserve">(c) A large budget</w:t>
+      </w:r>
+    </w:p>
+    <w:p>
+      <w:r>
+        <w:t xml:space="preserve">(d) Celebrity endorsement</w:t>
+      </w:r>
+    </w:p>
+    <w:p>
+      <w:r>
+        <w:t xml:space="preserve">Answer: a</w:t>
+      </w:r>
+    </w:p>
+    <w:p>
+      <w:r>
+        <w:t xml:space="preserve">Solution: IRB approval is required before a study involving human subjects begins, to protect participants' rights and welfare. Publication, budget, and endorsements are not ethical prerequisites.</w:t>
+      </w:r>
+    </w:p>
+    <w:p>
+      <w:r>
+        <w:t xml:space="preserve">Positive Marks: 1</w:t>
+      </w:r>
+    </w:p>
+    <w:p>
+      <w:r>
+        <w:t xml:space="preserve">Negative Marks: 0.25</w:t>
+      </w:r>
+    </w:p>
+    <w:p>
+      <w:r>
+        <w:t xml:space="preserve"/>
+      </w:r>
+    </w:p>
+    <w:p>
+      <w:r>
+        <w:t xml:space="preserve">Question: A charge nurse is assigning care for the shift. Which task should not be delegated to a licensed practical nurse (LPN)?</w:t>
+      </w:r>
+    </w:p>
+    <w:p>
+      <w:r>
+        <w:t xml:space="preserve">(a) Initial assessment of a newly admitted client</w:t>
+      </w:r>
+    </w:p>
+    <w:p>
+      <w:r>
+        <w:t xml:space="preserve">(b) Administering a routine subcutaneous injection</w:t>
+      </w:r>
+    </w:p>
+    <w:p>
+      <w:r>
+        <w:t xml:space="preserve">(c) Reinforcing teaching about insulin administration</w:t>
+      </w:r>
+    </w:p>
+    <w:p>
+      <w:r>
+        <w:t xml:space="preserve">(d) Recording intake and output</w:t>
+      </w:r>
+    </w:p>
+    <w:p>
+      <w:r>
+        <w:t xml:space="preserve">Answer: a</w:t>
+      </w:r>
+    </w:p>
+    <w:p>
+      <w:r>
+        <w:t xml:space="preserve">Solution: The initial nursing assessment and care planning are RN responsibilities and cannot be delegated. LPNs can give routine injections, reinforce teaching, and record I&amp;O.</w:t>
+      </w:r>
+    </w:p>
+    <w:p>
+      <w:r>
+        <w:t xml:space="preserve">Positive Marks: 1</w:t>
+      </w:r>
+    </w:p>
+    <w:p>
+      <w:r>
+        <w:t xml:space="preserve">Negative Marks: 0.25</w:t>
       </w:r>
     </w:p>
     <w:sectPr>
       <w:pgSz w:w="12240" w:h="15840"/>
-      <w:pgMar w:top="864" w:right="1008" w:bottom="864" w:left="1008" w:header="720" w:footer="720" w:gutter="0"/>
+      <w:pgMar w:top="1440" w:right="1800" w:bottom="1440" w:left="1800" w:header="720" w:footer="720" w:gutter="0"/>
       <w:cols w:space="720"/>
       <w:docGrid w:linePitch="360"/>
     </w:sectPr>
@@ -2715,10 +1365,6 @@
     <w:name w:val="Normal"/>
     <w:qFormat/>
     <w:rsid w:val="00FC693F"/>
-    <w:rPr>
-      <w:rFonts w:ascii="Calibri" w:hAnsi="Calibri"/>
-      <w:sz w:val="22"/>
-    </w:rPr>
   </w:style>
   <w:style w:type="paragraph" w:styleId="Header">
     <w:name w:val="header"/>
